--- a/submission-report.docx
+++ b/submission-report.docx
@@ -19,7 +19,7 @@
         </w:numPr>
       </w:pPr>
       <w:r>
-        <w:t xml:space="preserve">Submission generated at 10/09/2026 at 02:07:57</w:t>
+        <w:t xml:space="preserve">Submission generated at 10/10/2026 at 00:40:12</w:t>
       </w:r>
     </w:p>
     <w:p>
@@ -93,7 +93,7 @@
     </w:p>
     <w:bookmarkEnd w:id="21"/>
     <w:bookmarkEnd w:id="22"/>
-    <w:bookmarkStart w:id="37" w:name="project-p2---reliable-data-transfer"/>
+    <w:bookmarkStart w:id="39" w:name="project-p2---reliable-data-transfer"/>
     <w:p>
       <w:pPr>
         <w:pStyle w:val="Heading1"/>
@@ -138,13 +138,13 @@
         <w:t xml:space="preserve">Class: CS 425 001</w:t>
       </w:r>
     </w:p>
-    <w:bookmarkStart w:id="23" w:name="known-bugs-or-issues"/>
+    <w:bookmarkStart w:id="23" w:name="design"/>
     <w:p>
       <w:pPr>
         <w:pStyle w:val="Heading2"/>
       </w:pPr>
       <w:r>
-        <w:t xml:space="preserve">Known Bugs or Issues</w:t>
+        <w:t xml:space="preserve">Design</w:t>
       </w:r>
     </w:p>
     <w:p>
@@ -152,17 +152,570 @@
         <w:pStyle w:val="FirstParagraph"/>
       </w:pPr>
       <w:r>
-        <w:t xml:space="preserve">There are no known bugs or issues in my code.</w:t>
+        <w:t xml:space="preserve">My program is divided into three layers to keep the different parts of the reliable data transfer process organized.</w:t>
+      </w:r>
+    </w:p>
+    <w:p>
+      <w:pPr>
+        <w:pStyle w:val="BodyText"/>
+      </w:pPr>
+      <w:r>
+        <w:rPr>
+          <w:b/>
+          <w:bCs/>
+        </w:rPr>
+        <w:t xml:space="preserve">Packet Layer:</w:t>
+      </w:r>
+      <w:r>
+        <w:t xml:space="preserve"> </w:t>
+      </w:r>
+      <w:r>
+        <w:t xml:space="preserve">Handles creating and decoding packets, calculating checksums, and checking for corrupted or invalid data. This keeps packet formatting separate from the transfer logic.</w:t>
+      </w:r>
+    </w:p>
+    <w:p>
+      <w:pPr>
+        <w:pStyle w:val="BodyText"/>
+      </w:pPr>
+      <w:r>
+        <w:rPr>
+          <w:b/>
+          <w:bCs/>
+        </w:rPr>
+        <w:t xml:space="preserve">Protocol Layer:</w:t>
+      </w:r>
+      <w:r>
+        <w:t xml:space="preserve"> </w:t>
+      </w:r>
+      <w:r>
+        <w:t xml:space="preserve">Manages the Go-Back-N sender and receiver states, including sequence numbers, acknowledgments, window sizes, and timeouts. This layer handles reliability without needing to know how packets are sent over the network.</w:t>
+      </w:r>
+    </w:p>
+    <w:p>
+      <w:pPr>
+        <w:pStyle w:val="BodyText"/>
+      </w:pPr>
+      <w:r>
+        <w:rPr>
+          <w:b/>
+          <w:bCs/>
+        </w:rPr>
+        <w:t xml:space="preserve">I/O Layer:</w:t>
+      </w:r>
+      <w:r>
+        <w:t xml:space="preserve"> </w:t>
+      </w:r>
+      <w:r>
+        <w:t xml:space="preserve">Handles UDP communication, connecting to the relay, reading and writing files, and running the sender and receiver. It uses the other two layers to complete the file transfer.</w:t>
+      </w:r>
+    </w:p>
+    <w:p>
+      <w:pPr>
+        <w:pStyle w:val="BodyText"/>
+      </w:pPr>
+      <w:r>
+        <w:t xml:space="preserve">Separating these layers helps to make the program easier to test, debug, and maintain because each layer has its own responsibilities, as it is easier to understand in parts rather then all together.</w:t>
       </w:r>
     </w:p>
     <w:bookmarkEnd w:id="23"/>
-    <w:bookmarkStart w:id="24" w:name="experience"/>
+    <w:bookmarkStart w:id="24" w:name="results"/>
     <w:p>
       <w:pPr>
         <w:pStyle w:val="Heading2"/>
       </w:pPr>
       <w:r>
-        <w:t xml:space="preserve">Experience</w:t>
+        <w:t xml:space="preserve">Results</w:t>
+      </w:r>
+    </w:p>
+    <w:tbl>
+      <w:tblPr>
+        <w:tblStyle w:val="Table"/>
+        <w:tblW w:type="pct" w:w="5000"/>
+        <w:tblLayout w:type="fixed"/>
+        <w:tblLook w:firstRow="1" w:lastRow="0" w:firstColumn="0" w:lastColumn="0" w:noHBand="0" w:noVBand="0" w:val="0020"/>
+      </w:tblPr>
+      <w:tblGrid>
+        <w:gridCol w:w="1131"/>
+        <w:gridCol w:w="1131"/>
+        <w:gridCol w:w="1131"/>
+        <w:gridCol w:w="1131"/>
+        <w:gridCol w:w="1131"/>
+        <w:gridCol w:w="1131"/>
+        <w:gridCol w:w="1131"/>
+      </w:tblGrid>
+      <w:tr>
+        <w:trPr>
+          <w:tblHeader w:val="on"/>
+        </w:trPr>
+        <w:tc>
+          <w:tcPr/>
+          <w:p>
+            <w:pPr>
+              <w:pStyle w:val="Compact"/>
+            </w:pPr>
+            <w:r>
+              <w:t xml:space="preserve">Window</w:t>
+            </w:r>
+          </w:p>
+        </w:tc>
+        <w:tc>
+          <w:tcPr/>
+          <w:p>
+            <w:pPr>
+              <w:pStyle w:val="Compact"/>
+            </w:pPr>
+            <w:r>
+              <w:t xml:space="preserve">Loss</w:t>
+            </w:r>
+          </w:p>
+        </w:tc>
+        <w:tc>
+          <w:tcPr/>
+          <w:p>
+            <w:pPr>
+              <w:pStyle w:val="Compact"/>
+            </w:pPr>
+            <w:r>
+              <w:t xml:space="preserve">Run 1 (s)</w:t>
+            </w:r>
+          </w:p>
+        </w:tc>
+        <w:tc>
+          <w:tcPr/>
+          <w:p>
+            <w:pPr>
+              <w:pStyle w:val="Compact"/>
+            </w:pPr>
+            <w:r>
+              <w:t xml:space="preserve">Run 2 (s)</w:t>
+            </w:r>
+          </w:p>
+        </w:tc>
+        <w:tc>
+          <w:tcPr/>
+          <w:p>
+            <w:pPr>
+              <w:pStyle w:val="Compact"/>
+            </w:pPr>
+            <w:r>
+              <w:t xml:space="preserve">Run 3 (s)</w:t>
+            </w:r>
+          </w:p>
+        </w:tc>
+        <w:tc>
+          <w:tcPr/>
+          <w:p>
+            <w:pPr>
+              <w:pStyle w:val="Compact"/>
+            </w:pPr>
+            <w:r>
+              <w:t xml:space="preserve">Mean (s)</w:t>
+            </w:r>
+          </w:p>
+        </w:tc>
+        <w:tc>
+          <w:tcPr/>
+          <w:p>
+            <w:pPr>
+              <w:pStyle w:val="Compact"/>
+            </w:pPr>
+            <w:r>
+              <w:t xml:space="preserve">Throughput (KiB/s)</w:t>
+            </w:r>
+          </w:p>
+        </w:tc>
+      </w:tr>
+      <w:tr>
+        <w:tc>
+          <w:tcPr/>
+          <w:p>
+            <w:pPr>
+              <w:pStyle w:val="Compact"/>
+            </w:pPr>
+            <w:r>
+              <w:t xml:space="preserve">1</w:t>
+            </w:r>
+          </w:p>
+        </w:tc>
+        <w:tc>
+          <w:tcPr/>
+          <w:p>
+            <w:pPr>
+              <w:pStyle w:val="Compact"/>
+            </w:pPr>
+            <w:r>
+              <w:t xml:space="preserve">0%</w:t>
+            </w:r>
+          </w:p>
+        </w:tc>
+        <w:tc>
+          <w:tcPr/>
+          <w:p>
+            <w:pPr>
+              <w:pStyle w:val="Compact"/>
+            </w:pPr>
+            <w:r>
+              <w:t xml:space="preserve">103.100</w:t>
+            </w:r>
+          </w:p>
+        </w:tc>
+        <w:tc>
+          <w:tcPr/>
+          <w:p>
+            <w:pPr>
+              <w:pStyle w:val="Compact"/>
+            </w:pPr>
+            <w:r>
+              <w:t xml:space="preserve">103.203</w:t>
+            </w:r>
+          </w:p>
+        </w:tc>
+        <w:tc>
+          <w:tcPr/>
+          <w:p>
+            <w:pPr>
+              <w:pStyle w:val="Compact"/>
+            </w:pPr>
+            <w:r>
+              <w:t xml:space="preserve">103.383</w:t>
+            </w:r>
+          </w:p>
+        </w:tc>
+        <w:tc>
+          <w:tcPr/>
+          <w:p>
+            <w:pPr>
+              <w:pStyle w:val="Compact"/>
+            </w:pPr>
+            <w:r>
+              <w:t xml:space="preserve">103.229</w:t>
+            </w:r>
+          </w:p>
+        </w:tc>
+        <w:tc>
+          <w:tcPr/>
+          <w:p>
+            <w:pPr>
+              <w:pStyle w:val="Compact"/>
+            </w:pPr>
+            <w:r>
+              <w:t xml:space="preserve">9.92</w:t>
+            </w:r>
+          </w:p>
+        </w:tc>
+      </w:tr>
+      <w:tr>
+        <w:tc>
+          <w:tcPr/>
+          <w:p>
+            <w:pPr>
+              <w:pStyle w:val="Compact"/>
+            </w:pPr>
+            <w:r>
+              <w:t xml:space="preserve">16</w:t>
+            </w:r>
+          </w:p>
+        </w:tc>
+        <w:tc>
+          <w:tcPr/>
+          <w:p>
+            <w:pPr>
+              <w:pStyle w:val="Compact"/>
+            </w:pPr>
+            <w:r>
+              <w:t xml:space="preserve">0%</w:t>
+            </w:r>
+          </w:p>
+        </w:tc>
+        <w:tc>
+          <w:tcPr/>
+          <w:p>
+            <w:pPr>
+              <w:pStyle w:val="Compact"/>
+            </w:pPr>
+            <w:r>
+              <w:t xml:space="preserve">6.678</w:t>
+            </w:r>
+          </w:p>
+        </w:tc>
+        <w:tc>
+          <w:tcPr/>
+          <w:p>
+            <w:pPr>
+              <w:pStyle w:val="Compact"/>
+            </w:pPr>
+            <w:r>
+              <w:t xml:space="preserve">6.696</w:t>
+            </w:r>
+          </w:p>
+        </w:tc>
+        <w:tc>
+          <w:tcPr/>
+          <w:p>
+            <w:pPr>
+              <w:pStyle w:val="Compact"/>
+            </w:pPr>
+            <w:r>
+              <w:t xml:space="preserve">6.726</w:t>
+            </w:r>
+          </w:p>
+        </w:tc>
+        <w:tc>
+          <w:tcPr/>
+          <w:p>
+            <w:pPr>
+              <w:pStyle w:val="Compact"/>
+            </w:pPr>
+            <w:r>
+              <w:t xml:space="preserve">6.700</w:t>
+            </w:r>
+          </w:p>
+        </w:tc>
+        <w:tc>
+          <w:tcPr/>
+          <w:p>
+            <w:pPr>
+              <w:pStyle w:val="Compact"/>
+            </w:pPr>
+            <w:r>
+              <w:t xml:space="preserve">152.84</w:t>
+            </w:r>
+          </w:p>
+        </w:tc>
+      </w:tr>
+      <w:tr>
+        <w:tc>
+          <w:tcPr/>
+          <w:p>
+            <w:pPr>
+              <w:pStyle w:val="Compact"/>
+            </w:pPr>
+            <w:r>
+              <w:t xml:space="preserve">1</w:t>
+            </w:r>
+          </w:p>
+        </w:tc>
+        <w:tc>
+          <w:tcPr/>
+          <w:p>
+            <w:pPr>
+              <w:pStyle w:val="Compact"/>
+            </w:pPr>
+            <w:r>
+              <w:t xml:space="preserve">5%</w:t>
+            </w:r>
+          </w:p>
+        </w:tc>
+        <w:tc>
+          <w:tcPr/>
+          <w:p>
+            <w:pPr>
+              <w:pStyle w:val="Compact"/>
+            </w:pPr>
+            <w:r>
+              <w:t xml:space="preserve">131.089</w:t>
+            </w:r>
+          </w:p>
+        </w:tc>
+        <w:tc>
+          <w:tcPr/>
+          <w:p>
+            <w:pPr>
+              <w:pStyle w:val="Compact"/>
+            </w:pPr>
+            <w:r>
+              <w:t xml:space="preserve">136.929</w:t>
+            </w:r>
+          </w:p>
+        </w:tc>
+        <w:tc>
+          <w:tcPr/>
+          <w:p>
+            <w:pPr>
+              <w:pStyle w:val="Compact"/>
+            </w:pPr>
+            <w:r>
+              <w:t xml:space="preserve">126.077</w:t>
+            </w:r>
+          </w:p>
+        </w:tc>
+        <w:tc>
+          <w:tcPr/>
+          <w:p>
+            <w:pPr>
+              <w:pStyle w:val="Compact"/>
+            </w:pPr>
+            <w:r>
+              <w:t xml:space="preserve">131.365</w:t>
+            </w:r>
+          </w:p>
+        </w:tc>
+        <w:tc>
+          <w:tcPr/>
+          <w:p>
+            <w:pPr>
+              <w:pStyle w:val="Compact"/>
+            </w:pPr>
+            <w:r>
+              <w:t xml:space="preserve">7.80</w:t>
+            </w:r>
+          </w:p>
+        </w:tc>
+      </w:tr>
+      <w:tr>
+        <w:tc>
+          <w:tcPr/>
+          <w:p>
+            <w:pPr>
+              <w:pStyle w:val="Compact"/>
+            </w:pPr>
+            <w:r>
+              <w:t xml:space="preserve">16</w:t>
+            </w:r>
+          </w:p>
+        </w:tc>
+        <w:tc>
+          <w:tcPr/>
+          <w:p>
+            <w:pPr>
+              <w:pStyle w:val="Compact"/>
+            </w:pPr>
+            <w:r>
+              <w:t xml:space="preserve">5%</w:t>
+            </w:r>
+          </w:p>
+        </w:tc>
+        <w:tc>
+          <w:tcPr/>
+          <w:p>
+            <w:pPr>
+              <w:pStyle w:val="Compact"/>
+            </w:pPr>
+            <w:r>
+              <w:t xml:space="preserve">27.415</w:t>
+            </w:r>
+          </w:p>
+        </w:tc>
+        <w:tc>
+          <w:tcPr/>
+          <w:p>
+            <w:pPr>
+              <w:pStyle w:val="Compact"/>
+            </w:pPr>
+            <w:r>
+              <w:t xml:space="preserve">22.552</w:t>
+            </w:r>
+          </w:p>
+        </w:tc>
+        <w:tc>
+          <w:tcPr/>
+          <w:p>
+            <w:pPr>
+              <w:pStyle w:val="Compact"/>
+            </w:pPr>
+            <w:r>
+              <w:t xml:space="preserve">27.373</w:t>
+            </w:r>
+          </w:p>
+        </w:tc>
+        <w:tc>
+          <w:tcPr/>
+          <w:p>
+            <w:pPr>
+              <w:pStyle w:val="Compact"/>
+            </w:pPr>
+            <w:r>
+              <w:t xml:space="preserve">25.780</w:t>
+            </w:r>
+          </w:p>
+        </w:tc>
+        <w:tc>
+          <w:tcPr/>
+          <w:p>
+            <w:pPr>
+              <w:pStyle w:val="Compact"/>
+            </w:pPr>
+            <w:r>
+              <w:t xml:space="preserve">39.72</w:t>
+            </w:r>
+          </w:p>
+        </w:tc>
+      </w:tr>
+    </w:tbl>
+    <w:p>
+      <w:pPr>
+        <w:pStyle w:val="BodyText"/>
+      </w:pPr>
+      <w:r>
+        <w:rPr>
+          <w:i/>
+          <w:iCs/>
+        </w:rPr>
+        <w:t xml:space="preserve">(Throughput = 1024 KiB / Mean Time)</w:t>
+      </w:r>
+    </w:p>
+    <w:p>
+      <w:pPr>
+        <w:pStyle w:val="BodyText"/>
+      </w:pPr>
+      <w:r>
+        <w:rPr>
+          <w:b/>
+          <w:bCs/>
+        </w:rPr>
+        <w:t xml:space="preserve">Round-Trip Time:</w:t>
+      </w:r>
+      <w:r>
+        <w:t xml:space="preserve"> </w:t>
+      </w:r>
+      <w:r>
+        <w:t xml:space="preserve">With 1,025 packets and an average time of 103.229 seconds for Window 1 without loss, the estimated RTT was 100.7 ms. This is slightly above the relay’s expected 100 ms due to processing overhead.</w:t>
+      </w:r>
+    </w:p>
+    <w:p>
+      <w:pPr>
+        <w:pStyle w:val="BodyText"/>
+      </w:pPr>
+      <w:r>
+        <w:rPr>
+          <w:b/>
+          <w:bCs/>
+        </w:rPr>
+        <w:t xml:space="preserve">Difference in Window Size:</w:t>
+      </w:r>
+      <w:r>
+        <w:t xml:space="preserve"> </w:t>
+      </w:r>
+      <w:r>
+        <w:t xml:space="preserve">Increasing the window from 1 to 16 improved performance by about 15.4 times without loss, since multiple packets could be sent before waiting for acknowledgments. The improvement wasn’t exactly 16 times because of additional processing overhead.</w:t>
+      </w:r>
+    </w:p>
+    <w:p>
+      <w:pPr>
+        <w:pStyle w:val="BodyText"/>
+      </w:pPr>
+      <w:r>
+        <w:rPr>
+          <w:b/>
+          <w:bCs/>
+        </w:rPr>
+        <w:t xml:space="preserve">Packet Loss:</w:t>
+      </w:r>
+      <w:r>
+        <w:t xml:space="preserve"> </w:t>
+      </w:r>
+      <w:r>
+        <w:t xml:space="preserve">At 5% loss, both configurations took longer, but Window 16 experienced a larger proportional slowdown. This is because Go-Back-N retransmits unacknowledged packets after a timeout, creating additional network traffic. Even with these retransmissions, Window 16 remained faster overall.</w:t>
+      </w:r>
+    </w:p>
+    <w:bookmarkEnd w:id="24"/>
+    <w:bookmarkStart w:id="25" w:name="known-bugs-or-issues"/>
+    <w:p>
+      <w:pPr>
+        <w:pStyle w:val="Heading2"/>
+      </w:pPr>
+      <w:r>
+        <w:t xml:space="preserve">Known Bugs or Issues</w:t>
       </w:r>
     </w:p>
     <w:p>
@@ -170,78 +723,17 @@
         <w:pStyle w:val="FirstParagraph"/>
       </w:pPr>
       <w:r>
-        <w:t xml:space="preserve">Overall I enjoyed this project. My C skills are getting better with</w:t>
-      </w:r>
-      <w:r>
-        <w:t xml:space="preserve"> </w:t>
-      </w:r>
-      <w:r>
-        <w:t xml:space="preserve">the more challenging coding projects. It was cool creating my own data</w:t>
-      </w:r>
-      <w:r>
-        <w:br/>
-      </w:r>
-      <w:r>
-        <w:t xml:space="preserve">transfer software. I enjoyed having to have 3 terminals opened one for</w:t>
-      </w:r>
-      <w:r>
-        <w:t xml:space="preserve"> </w:t>
-      </w:r>
-      <w:r>
-        <w:t xml:space="preserve">the python script, one for my reciever, and another for my sender. It</w:t>
-      </w:r>
-      <w:r>
-        <w:t xml:space="preserve"> </w:t>
-      </w:r>
-      <w:r>
-        <w:t xml:space="preserve">was cool implementing UDP and Go-Back-N as they really work hand and hand.</w:t>
-      </w:r>
-      <w:r>
-        <w:t xml:space="preserve"> </w:t>
-      </w:r>
-      <w:r>
-        <w:t xml:space="preserve">One thing I struggled with like all these project so far is just coverage,</w:t>
-      </w:r>
-      <w:r>
-        <w:t xml:space="preserve"> </w:t>
-      </w:r>
-      <w:r>
-        <w:t xml:space="preserve">especially working across branches, trying to make sure everything is</w:t>
-      </w:r>
-      <w:r>
-        <w:br/>
-      </w:r>
-      <w:r>
-        <w:t xml:space="preserve">covered is 50/50 and a bunch of trial and error, but it feels great to</w:t>
-      </w:r>
-      <w:r>
-        <w:t xml:space="preserve"> </w:t>
-      </w:r>
-      <w:r>
-        <w:t xml:space="preserve">see it complete. This project really helped me learn more about packets,</w:t>
-      </w:r>
-      <w:r>
-        <w:t xml:space="preserve"> </w:t>
-      </w:r>
-      <w:r>
-        <w:t xml:space="preserve">and data transfers securely. Overall a great project and it was fun to make.</w:t>
+        <w:t xml:space="preserve">There are no known bugs or issues in my code.</w:t>
       </w:r>
     </w:p>
-    <w:p>
-      <w:r>
-        <w:pict>
-          <v:rect style="width:0;height:1.5pt" o:hralign="center" o:hrstd="t" o:hr="t"/>
-        </w:pict>
-      </w:r>
-    </w:p>
-    <w:bookmarkEnd w:id="24"/>
-    <w:bookmarkStart w:id="25" w:name="build-output"/>
+    <w:bookmarkEnd w:id="25"/>
+    <w:bookmarkStart w:id="26" w:name="experience"/>
     <w:p>
       <w:pPr>
         <w:pStyle w:val="Heading2"/>
       </w:pPr>
       <w:r>
-        <w:t xml:space="preserve">Build Output</w:t>
+        <w:t xml:space="preserve">Experience</w:t>
       </w:r>
     </w:p>
     <w:p>
@@ -249,6 +741,85 @@
         <w:pStyle w:val="FirstParagraph"/>
       </w:pPr>
       <w:r>
+        <w:t xml:space="preserve">Overall I enjoyed this project. My C skills are getting better with</w:t>
+      </w:r>
+      <w:r>
+        <w:t xml:space="preserve"> </w:t>
+      </w:r>
+      <w:r>
+        <w:t xml:space="preserve">the more challenging coding projects. It was cool creating my own data</w:t>
+      </w:r>
+      <w:r>
+        <w:br/>
+      </w:r>
+      <w:r>
+        <w:t xml:space="preserve">transfer software. I enjoyed having to have 3 terminals opened one for</w:t>
+      </w:r>
+      <w:r>
+        <w:t xml:space="preserve"> </w:t>
+      </w:r>
+      <w:r>
+        <w:t xml:space="preserve">the python script, one for my reciever, and another for my sender. It</w:t>
+      </w:r>
+      <w:r>
+        <w:t xml:space="preserve"> </w:t>
+      </w:r>
+      <w:r>
+        <w:t xml:space="preserve">was cool implementing UDP and Go-Back-N as they really work hand and hand.</w:t>
+      </w:r>
+      <w:r>
+        <w:t xml:space="preserve"> </w:t>
+      </w:r>
+      <w:r>
+        <w:t xml:space="preserve">One thing I struggled with like all these project so far is just coverage,</w:t>
+      </w:r>
+      <w:r>
+        <w:t xml:space="preserve"> </w:t>
+      </w:r>
+      <w:r>
+        <w:t xml:space="preserve">especially working across branches, trying to make sure everything is</w:t>
+      </w:r>
+      <w:r>
+        <w:br/>
+      </w:r>
+      <w:r>
+        <w:t xml:space="preserve">covered is 50/50 and a bunch of trial and error, but it feels great to</w:t>
+      </w:r>
+      <w:r>
+        <w:t xml:space="preserve"> </w:t>
+      </w:r>
+      <w:r>
+        <w:t xml:space="preserve">see it complete. This project really helped me learn more about packets,</w:t>
+      </w:r>
+      <w:r>
+        <w:t xml:space="preserve"> </w:t>
+      </w:r>
+      <w:r>
+        <w:t xml:space="preserve">and data transfers securely. Overall a great project and it was fun to make.</w:t>
+      </w:r>
+    </w:p>
+    <w:p>
+      <w:r>
+        <w:pict>
+          <v:rect style="width:0;height:1.5pt" o:hralign="center" o:hrstd="t" o:hr="t"/>
+        </w:pict>
+      </w:r>
+    </w:p>
+    <w:bookmarkEnd w:id="26"/>
+    <w:bookmarkStart w:id="27" w:name="build-output"/>
+    <w:p>
+      <w:pPr>
+        <w:pStyle w:val="Heading2"/>
+      </w:pPr>
+      <w:r>
+        <w:t xml:space="preserve">Build Output</w:t>
+      </w:r>
+    </w:p>
+    <w:p>
+      <w:pPr>
+        <w:pStyle w:val="FirstParagraph"/>
+      </w:pPr>
+      <w:r>
         <w:t xml:space="preserve">This section was generated by running</w:t>
       </w:r>
       <w:r>
@@ -3204,8 +3775,8 @@
         </w:pict>
       </w:r>
     </w:p>
-    <w:bookmarkEnd w:id="25"/>
-    <w:bookmarkStart w:id="26" w:name="coverage-report"/>
+    <w:bookmarkEnd w:id="27"/>
+    <w:bookmarkStart w:id="28" w:name="coverage-report"/>
     <w:p>
       <w:pPr>
         <w:pStyle w:val="Heading2"/>
@@ -4053,8 +4624,8 @@
         </w:pict>
       </w:r>
     </w:p>
-    <w:bookmarkEnd w:id="26"/>
-    <w:bookmarkStart w:id="27" w:name="address-sanitizer-report"/>
+    <w:bookmarkEnd w:id="28"/>
+    <w:bookmarkStart w:id="29" w:name="address-sanitizer-report"/>
     <w:p>
       <w:pPr>
         <w:pStyle w:val="Heading2"/>
@@ -4212,8 +4783,8 @@
         </w:pict>
       </w:r>
     </w:p>
-    <w:bookmarkEnd w:id="27"/>
-    <w:bookmarkStart w:id="31" w:name="src-files"/>
+    <w:bookmarkEnd w:id="29"/>
+    <w:bookmarkStart w:id="33" w:name="src-files"/>
     <w:p>
       <w:pPr>
         <w:pStyle w:val="Heading2"/>
@@ -4222,7 +4793,7 @@
         <w:t xml:space="preserve">Src Files</w:t>
       </w:r>
     </w:p>
-    <w:bookmarkStart w:id="28" w:name="lab.c"/>
+    <w:bookmarkStart w:id="30" w:name="lab.c"/>
     <w:p>
       <w:pPr>
         <w:pStyle w:val="Heading3"/>
@@ -10932,8 +11503,8 @@
         <w:t xml:space="preserve">}</w:t>
       </w:r>
     </w:p>
-    <w:bookmarkEnd w:id="28"/>
-    <w:bookmarkStart w:id="29" w:name="lab.h"/>
+    <w:bookmarkEnd w:id="30"/>
+    <w:bookmarkStart w:id="31" w:name="lab.h"/>
     <w:p>
       <w:pPr>
         <w:pStyle w:val="Heading3"/>
@@ -12402,8 +12973,8 @@
         <w:t xml:space="preserve">// LAB_H</w:t>
       </w:r>
     </w:p>
-    <w:bookmarkEnd w:id="29"/>
-    <w:bookmarkStart w:id="30" w:name="main.c"/>
+    <w:bookmarkEnd w:id="31"/>
+    <w:bookmarkStart w:id="32" w:name="main.c"/>
     <w:p>
       <w:pPr>
         <w:pStyle w:val="Heading3"/>
@@ -12420,9 +12991,6 @@
         <w:br/>
       </w:r>
       <w:r>
-        <w:br/>
-      </w:r>
-      <w:r>
         <w:rPr>
           <w:rStyle w:val="PreprocessorTok"/>
         </w:rPr>
@@ -15675,7 +16243,7 @@
         <w:rPr>
           <w:rStyle w:val="CommentTok"/>
         </w:rPr>
-        <w:t xml:space="preserve">// Retry registration up to five times</w:t>
+        <w:t xml:space="preserve">// Try registering up to five times</w:t>
       </w:r>
       <w:r>
         <w:br/>
@@ -17181,7 +17749,7 @@
         <w:rPr>
           <w:rStyle w:val="CommentTok"/>
         </w:rPr>
-        <w:t xml:space="preserve">// Receive a file and acknowledge packets</w:t>
+        <w:t xml:space="preserve">// Receive the file and send ACKs</w:t>
       </w:r>
       <w:r>
         <w:br/>
@@ -19197,7 +19765,7 @@
         <w:rPr>
           <w:rStyle w:val="CommentTok"/>
         </w:rPr>
-        <w:t xml:space="preserve">// Write an in-order DATA packet</w:t>
+        <w:t xml:space="preserve">// Write the packet data to the file</w:t>
       </w:r>
       <w:r>
         <w:br/>
@@ -19488,7 +20056,7 @@
         <w:rPr>
           <w:rStyle w:val="CommentTok"/>
         </w:rPr>
-        <w:t xml:space="preserve">// FIN received, close file and linger</w:t>
+        <w:t xml:space="preserve">// FIN received, close the file but keep listening</w:t>
       </w:r>
       <w:r>
         <w:br/>
@@ -19735,6 +20303,21 @@
       </w:r>
       <w:r>
         <w:rPr>
+          <w:rStyle w:val="CommentTok"/>
+        </w:rPr>
+        <w:t xml:space="preserve">// Tell the sender which packet we need next</w:t>
+      </w:r>
+      <w:r>
+        <w:br/>
+      </w:r>
+      <w:r>
+        <w:rPr>
+          <w:rStyle w:val="NormalTok"/>
+        </w:rPr>
+        <w:t xml:space="preserve">        </w:t>
+      </w:r>
+      <w:r>
+        <w:rPr>
           <w:rStyle w:val="ControlFlowTok"/>
         </w:rPr>
         <w:t xml:space="preserve">if</w:t>
@@ -21849,7 +22432,7 @@
         <w:rPr>
           <w:rStyle w:val="CommentTok"/>
         </w:rPr>
-        <w:t xml:space="preserve">// Send packets while the window has room</w:t>
+        <w:t xml:space="preserve">// Send packets while there is room in the window</w:t>
       </w:r>
       <w:r>
         <w:br/>
@@ -22905,6 +23488,105 @@
         <w:rPr>
           <w:rStyle w:val="NormalTok"/>
         </w:rPr>
+        <w:t xml:space="preserve"> timeout</w:t>
+      </w:r>
+      <w:r>
+        <w:rPr>
+          <w:rStyle w:val="OperatorTok"/>
+        </w:rPr>
+        <w:t xml:space="preserve">;</w:t>
+      </w:r>
+      <w:r>
+        <w:br/>
+      </w:r>
+      <w:r>
+        <w:br/>
+      </w:r>
+      <w:r>
+        <w:rPr>
+          <w:rStyle w:val="NormalTok"/>
+        </w:rPr>
+        <w:t xml:space="preserve">        </w:t>
+      </w:r>
+      <w:r>
+        <w:rPr>
+          <w:rStyle w:val="ControlFlowTok"/>
+        </w:rPr>
+        <w:t xml:space="preserve">if</w:t>
+      </w:r>
+      <w:r>
+        <w:rPr>
+          <w:rStyle w:val="NormalTok"/>
+        </w:rPr>
+        <w:t xml:space="preserve"> </w:t>
+      </w:r>
+      <w:r>
+        <w:rPr>
+          <w:rStyle w:val="OperatorTok"/>
+        </w:rPr>
+        <w:t xml:space="preserve">(</w:t>
+      </w:r>
+      <w:r>
+        <w:rPr>
+          <w:rStyle w:val="NormalTok"/>
+        </w:rPr>
+        <w:t xml:space="preserve">state</w:t>
+      </w:r>
+      <w:r>
+        <w:rPr>
+          <w:rStyle w:val="OperatorTok"/>
+        </w:rPr>
+        <w:t xml:space="preserve">.</w:t>
+      </w:r>
+      <w:r>
+        <w:rPr>
+          <w:rStyle w:val="NormalTok"/>
+        </w:rPr>
+        <w:t xml:space="preserve">timer_start </w:t>
+      </w:r>
+      <w:r>
+        <w:rPr>
+          <w:rStyle w:val="OperatorTok"/>
+        </w:rPr>
+        <w:t xml:space="preserve">&gt;=</w:t>
+      </w:r>
+      <w:r>
+        <w:rPr>
+          <w:rStyle w:val="NormalTok"/>
+        </w:rPr>
+        <w:t xml:space="preserve"> </w:t>
+      </w:r>
+      <w:r>
+        <w:rPr>
+          <w:rStyle w:val="DecValTok"/>
+        </w:rPr>
+        <w:t xml:space="preserve">0</w:t>
+      </w:r>
+      <w:r>
+        <w:rPr>
+          <w:rStyle w:val="OperatorTok"/>
+        </w:rPr>
+        <w:t xml:space="preserve">)</w:t>
+      </w:r>
+      <w:r>
+        <w:br/>
+      </w:r>
+      <w:r>
+        <w:rPr>
+          <w:rStyle w:val="NormalTok"/>
+        </w:rPr>
+        <w:t xml:space="preserve">            remaining </w:t>
+      </w:r>
+      <w:r>
+        <w:rPr>
+          <w:rStyle w:val="OperatorTok"/>
+        </w:rPr>
+        <w:t xml:space="preserve">=</w:t>
+      </w:r>
+      <w:r>
+        <w:rPr>
+          <w:rStyle w:val="NormalTok"/>
+        </w:rPr>
         <w:t xml:space="preserve"> state</w:t>
       </w:r>
       <w:r>
@@ -24123,7 +24805,7 @@
         <w:rPr>
           <w:rStyle w:val="CommentTok"/>
         </w:rPr>
-        <w:t xml:space="preserve">// Timeout: resend all unacknowledged packets</w:t>
+        <w:t xml:space="preserve">// Timeout, resend packets that haven't been ACKed</w:t>
       </w:r>
       <w:r>
         <w:br/>
@@ -25263,7 +25945,7 @@
         <w:rPr>
           <w:rStyle w:val="CommentTok"/>
         </w:rPr>
-        <w:t xml:space="preserve">// Print command usage</w:t>
+        <w:t xml:space="preserve">// Print how to run the program</w:t>
       </w:r>
       <w:r>
         <w:br/>
@@ -26478,7 +27160,7 @@
         <w:rPr>
           <w:rStyle w:val="CommentTok"/>
         </w:rPr>
-        <w:t xml:space="preserve">// Read command-line options</w:t>
+        <w:t xml:space="preserve">// Read the command line options</w:t>
       </w:r>
       <w:r>
         <w:br/>
@@ -27753,7 +28435,7 @@
         <w:rPr>
           <w:rStyle w:val="CommentTok"/>
         </w:rPr>
-        <w:t xml:space="preserve">// Check command-line arguments</w:t>
+        <w:t xml:space="preserve">// Make sure the arguments are valid</w:t>
       </w:r>
       <w:r>
         <w:br/>
@@ -28356,7 +29038,7 @@
         <w:rPr>
           <w:rStyle w:val="CommentTok"/>
         </w:rPr>
-        <w:t xml:space="preserve">// Check session name</w:t>
+        <w:t xml:space="preserve">// Check the session name</w:t>
       </w:r>
       <w:r>
         <w:br/>
@@ -29604,9 +30286,9 @@
         <w:t xml:space="preserve">}</w:t>
       </w:r>
     </w:p>
-    <w:bookmarkEnd w:id="30"/>
-    <w:bookmarkEnd w:id="31"/>
-    <w:bookmarkStart w:id="33" w:name="tests-files"/>
+    <w:bookmarkEnd w:id="32"/>
+    <w:bookmarkEnd w:id="33"/>
+    <w:bookmarkStart w:id="35" w:name="tests-files"/>
     <w:p>
       <w:pPr>
         <w:pStyle w:val="Heading2"/>
@@ -29615,7 +30297,7 @@
         <w:t xml:space="preserve">Tests Files</w:t>
       </w:r>
     </w:p>
-    <w:bookmarkStart w:id="32" w:name="lab-test.c"/>
+    <w:bookmarkStart w:id="34" w:name="lab-test.c"/>
     <w:p>
       <w:pPr>
         <w:pStyle w:val="Heading3"/>
@@ -40252,9 +40934,9 @@
         <w:t xml:space="preserve">}</w:t>
       </w:r>
     </w:p>
-    <w:bookmarkEnd w:id="32"/>
-    <w:bookmarkEnd w:id="33"/>
-    <w:bookmarkStart w:id="34" w:name="scripts-files"/>
+    <w:bookmarkEnd w:id="34"/>
+    <w:bookmarkEnd w:id="35"/>
+    <w:bookmarkStart w:id="36" w:name="scripts-files"/>
     <w:p>
       <w:pPr>
         <w:pStyle w:val="Heading2"/>
@@ -40268,7 +40950,7 @@
         <w:pStyle w:val="FirstParagraph"/>
       </w:pPr>
       <w:r>
-        <w:t xml:space="preserve">Report generated on 10/09/2026 at 02:07:59</w:t>
+        <w:t xml:space="preserve">Report generated on 10/10/2026 at 00:40:13</w:t>
       </w:r>
     </w:p>
     <w:p>
@@ -40278,8 +40960,8 @@
         </w:pict>
       </w:r>
     </w:p>
-    <w:bookmarkEnd w:id="34"/>
-    <w:bookmarkStart w:id="35" w:name="end-of-report"/>
+    <w:bookmarkEnd w:id="36"/>
+    <w:bookmarkStart w:id="37" w:name="end-of-report"/>
     <w:p>
       <w:pPr>
         <w:pStyle w:val="Heading2"/>
@@ -40293,7 +40975,7 @@
         <w:pStyle w:val="FirstParagraph"/>
       </w:pPr>
       <w:r>
-        <w:t xml:space="preserve">SHA-256 Hash of the report: 662907f6b7e6232b363aa38caf6274924810d1d080f891da1f3a43e1baa116ba</w:t>
+        <w:t xml:space="preserve">SHA-256 Hash of the report: 5f729cfd6fbd59a629fe951e3a7a1c19e93f1b798d5d07171f8e3ea5898e5ac9</w:t>
       </w:r>
     </w:p>
     <w:p>
@@ -40311,8 +40993,8 @@
         </w:pict>
       </w:r>
     </w:p>
-    <w:bookmarkEnd w:id="35"/>
-    <w:bookmarkStart w:id="36" w:name="github-info"/>
+    <w:bookmarkEnd w:id="37"/>
+    <w:bookmarkStart w:id="38" w:name="github-info"/>
     <w:p>
       <w:pPr>
         <w:pStyle w:val="Heading2"/>
@@ -40357,8 +41039,8 @@
         <w:t xml:space="preserve">The workflow was triggered by j-smith05</w:t>
       </w:r>
     </w:p>
-    <w:bookmarkEnd w:id="36"/>
-    <w:bookmarkEnd w:id="37"/>
+    <w:bookmarkEnd w:id="38"/>
+    <w:bookmarkEnd w:id="39"/>
     <w:sectPr/>
   </w:body>
 </w:document>
